--- a/documentacion_proyecto/Guia_Bloques_C_y_D.docx
+++ b/documentacion_proyecto/Guia_Bloques_C_y_D.docx
@@ -72,7 +72,7 @@
           <w:left w:val="single" w:color="9C5C0A" w:sz="16"/>
           <w:right w:val="single" w:color="EADFC8" w:sz="2"/>
         </w:pBdr>
-        <w:shd w:fill="FDF6EA" w:val="clear"/>
+        <w:shd w:fill="F2F5F8" w:val="clear"/>
         <w:spacing w:after="140" w:before="140"/>
       </w:pPr>
       <w:r>
@@ -796,7 +796,7 @@
           <w:left w:val="single" w:color="9C5C0A" w:sz="16"/>
           <w:right w:val="single" w:color="EADFC8" w:sz="2"/>
         </w:pBdr>
-        <w:shd w:fill="FDF6EA" w:val="clear"/>
+        <w:shd w:fill="F2F5F8" w:val="clear"/>
         <w:spacing w:after="140" w:before="140"/>
       </w:pPr>
       <w:r>
@@ -1630,7 +1630,7 @@
           <w:left w:val="single" w:color="9C5C0A" w:sz="16"/>
           <w:right w:val="single" w:color="EADFC8" w:sz="2"/>
         </w:pBdr>
-        <w:shd w:fill="FDF6EA" w:val="clear"/>
+        <w:shd w:fill="F2F5F8" w:val="clear"/>
         <w:spacing w:after="140" w:before="140"/>
       </w:pPr>
       <w:r>
@@ -2040,7 +2040,7 @@
           <w:left w:val="single" w:color="9C5C0A" w:sz="16"/>
           <w:right w:val="single" w:color="EADFC8" w:sz="2"/>
         </w:pBdr>
-        <w:shd w:fill="FDF6EA" w:val="clear"/>
+        <w:shd w:fill="F2F5F8" w:val="clear"/>
         <w:spacing w:after="140" w:before="140"/>
       </w:pPr>
       <w:r>
@@ -2453,7 +2453,7 @@
           <w:left w:val="single" w:color="9C5C0A" w:sz="16"/>
           <w:right w:val="single" w:color="EADFC8" w:sz="2"/>
         </w:pBdr>
-        <w:shd w:fill="FDF6EA" w:val="clear"/>
+        <w:shd w:fill="F2F5F8" w:val="clear"/>
         <w:spacing w:after="140" w:before="140"/>
       </w:pPr>
       <w:r>
@@ -2468,7 +2468,7 @@
     <w:p>
       <w:pPr>
         <w:pBdr>
-          <w:top w:val="single" w:color="D6C9B8" w:sz="6"/>
+          <w:top w:val="single" w:color="CDD8E0" w:sz="6"/>
         </w:pBdr>
         <w:spacing w:before="380"/>
       </w:pPr>
